--- a/draft/Bibliografia.docx
+++ b/draft/Bibliografia.docx
@@ -11,6 +11,7 @@
           <w:bCs/>
           <w:sz w:val="32"/>
           <w:szCs w:val="32"/>
+          <w:lang w:val="en-US"/>
         </w:rPr>
       </w:pPr>
       <w:proofErr w:type="spellStart"/>
@@ -21,6 +22,7 @@
           <w:bCs/>
           <w:sz w:val="32"/>
           <w:szCs w:val="32"/>
+          <w:lang w:val="en-US"/>
         </w:rPr>
         <w:t>Bibliografia</w:t>
       </w:r>
@@ -33,6 +35,7 @@
           <w:rFonts w:ascii="TeXGyreTermesX" w:hAnsi="TeXGyreTermesX"/>
           <w:sz w:val="20"/>
           <w:szCs w:val="20"/>
+          <w:lang w:val="en-US"/>
         </w:rPr>
       </w:pPr>
       <w:r>
@@ -40,8 +43,9 @@
           <w:rFonts w:ascii="TeXGyreTermesX" w:hAnsi="TeXGyreTermesX"/>
           <w:sz w:val="20"/>
           <w:szCs w:val="20"/>
-        </w:rPr>
-        <w:t>-</w:t>
+          <w:lang w:val="en-US"/>
+        </w:rPr>
+        <w:t>-The GALAH Survey: Chemical tagging and chrono-</w:t>
       </w:r>
       <w:proofErr w:type="spellStart"/>
       <w:r>
@@ -49,8 +53,9 @@
           <w:rFonts w:ascii="TeXGyreTermesX" w:hAnsi="TeXGyreTermesX"/>
           <w:sz w:val="20"/>
           <w:szCs w:val="20"/>
-        </w:rPr>
-        <w:t>The</w:t>
+          <w:lang w:val="en-US"/>
+        </w:rPr>
+        <w:t>chemodynamics</w:t>
       </w:r>
       <w:proofErr w:type="spellEnd"/>
       <w:r>
@@ -58,118 +63,10 @@
           <w:rFonts w:ascii="TeXGyreTermesX" w:hAnsi="TeXGyreTermesX"/>
           <w:sz w:val="20"/>
           <w:szCs w:val="20"/>
-        </w:rPr>
-        <w:t xml:space="preserve"> GALAH </w:t>
-      </w:r>
-      <w:proofErr w:type="spellStart"/>
-      <w:r>
-        <w:rPr>
-          <w:rFonts w:ascii="TeXGyreTermesX" w:hAnsi="TeXGyreTermesX"/>
-          <w:sz w:val="20"/>
-          <w:szCs w:val="20"/>
-        </w:rPr>
-        <w:t>Survey</w:t>
-      </w:r>
-      <w:proofErr w:type="spellEnd"/>
-      <w:r>
-        <w:rPr>
-          <w:rFonts w:ascii="TeXGyreTermesX" w:hAnsi="TeXGyreTermesX"/>
-          <w:sz w:val="20"/>
-          <w:szCs w:val="20"/>
-        </w:rPr>
-        <w:t xml:space="preserve">: </w:t>
-      </w:r>
-      <w:proofErr w:type="spellStart"/>
-      <w:r>
-        <w:rPr>
-          <w:rFonts w:ascii="TeXGyreTermesX" w:hAnsi="TeXGyreTermesX"/>
-          <w:sz w:val="20"/>
-          <w:szCs w:val="20"/>
-        </w:rPr>
-        <w:t>Chemical</w:t>
-      </w:r>
-      <w:proofErr w:type="spellEnd"/>
-      <w:r>
-        <w:rPr>
-          <w:rFonts w:ascii="TeXGyreTermesX" w:hAnsi="TeXGyreTermesX"/>
-          <w:sz w:val="20"/>
-          <w:szCs w:val="20"/>
-        </w:rPr>
-        <w:t xml:space="preserve"> </w:t>
-      </w:r>
-      <w:proofErr w:type="spellStart"/>
-      <w:r>
-        <w:rPr>
-          <w:rFonts w:ascii="TeXGyreTermesX" w:hAnsi="TeXGyreTermesX"/>
-          <w:sz w:val="20"/>
-          <w:szCs w:val="20"/>
-        </w:rPr>
-        <w:t>tagging</w:t>
-      </w:r>
-      <w:proofErr w:type="spellEnd"/>
-      <w:r>
-        <w:rPr>
-          <w:rFonts w:ascii="TeXGyreTermesX" w:hAnsi="TeXGyreTermesX"/>
-          <w:sz w:val="20"/>
-          <w:szCs w:val="20"/>
-        </w:rPr>
-        <w:t xml:space="preserve"> and </w:t>
-      </w:r>
-      <w:proofErr w:type="spellStart"/>
-      <w:r>
-        <w:rPr>
-          <w:rFonts w:ascii="TeXGyreTermesX" w:hAnsi="TeXGyreTermesX"/>
-          <w:sz w:val="20"/>
-          <w:szCs w:val="20"/>
-        </w:rPr>
-        <w:t>chrono-chemodynamics of accreted</w:t>
-      </w:r>
-      <w:proofErr w:type="spellEnd"/>
-      <w:r>
-        <w:rPr>
-          <w:rFonts w:ascii="TeXGyreTermesX" w:hAnsi="TeXGyreTermesX"/>
-          <w:sz w:val="20"/>
-          <w:szCs w:val="20"/>
-        </w:rPr>
-        <w:t xml:space="preserve"> halo </w:t>
-      </w:r>
-      <w:proofErr w:type="spellStart"/>
-      <w:r>
-        <w:rPr>
-          <w:rFonts w:ascii="TeXGyreTermesX" w:hAnsi="TeXGyreTermesX"/>
-          <w:sz w:val="20"/>
-          <w:szCs w:val="20"/>
-        </w:rPr>
-        <w:t>stars</w:t>
-      </w:r>
-      <w:proofErr w:type="spellEnd"/>
-      <w:r>
-        <w:rPr>
-          <w:rFonts w:ascii="TeXGyreTermesX" w:hAnsi="TeXGyreTermesX"/>
-          <w:sz w:val="20"/>
-          <w:szCs w:val="20"/>
-        </w:rPr>
-        <w:t xml:space="preserve"> </w:t>
-      </w:r>
-      <w:proofErr w:type="spellStart"/>
-      <w:r>
-        <w:rPr>
-          <w:rFonts w:ascii="TeXGyreTermesX" w:hAnsi="TeXGyreTermesX"/>
-          <w:sz w:val="20"/>
-          <w:szCs w:val="20"/>
-        </w:rPr>
-        <w:t>with</w:t>
-      </w:r>
-      <w:proofErr w:type="spellEnd"/>
-      <w:r>
-        <w:rPr>
-          <w:rFonts w:ascii="TeXGyreTermesX" w:hAnsi="TeXGyreTermesX"/>
-          <w:sz w:val="20"/>
-          <w:szCs w:val="20"/>
-        </w:rPr>
-        <w:t xml:space="preserve"> GALAH+ DR3 and </w:t>
-      </w:r>
-      <w:proofErr w:type="spellStart"/>
+          <w:lang w:val="en-US"/>
+        </w:rPr>
+        <w:t xml:space="preserve"> of accreted halo stars with GALAH+ DR3 and </w:t>
+      </w:r>
       <w:r>
         <w:rPr>
           <w:rFonts w:ascii="TeXGyreTermesX" w:hAnsi="TeXGyreTermesX"/>
@@ -177,25 +74,16 @@
           <w:iCs/>
           <w:sz w:val="20"/>
           <w:szCs w:val="20"/>
-        </w:rPr>
-        <w:t>Gaia</w:t>
-      </w:r>
-      <w:proofErr w:type="spellEnd"/>
-      <w:r>
-        <w:rPr>
-          <w:rFonts w:ascii="TeXGyreTermesX" w:hAnsi="TeXGyreTermesX"/>
-          <w:i/>
-          <w:iCs/>
-          <w:sz w:val="20"/>
-          <w:szCs w:val="20"/>
-        </w:rPr>
-        <w:t xml:space="preserve"> </w:t>
+          <w:lang w:val="en-US"/>
+        </w:rPr>
+        <w:t xml:space="preserve">Gaia </w:t>
       </w:r>
       <w:r>
         <w:rPr>
           <w:rFonts w:ascii="TeXGyreTermesX" w:hAnsi="TeXGyreTermesX"/>
           <w:sz w:val="20"/>
           <w:szCs w:val="20"/>
+          <w:lang w:val="en-US"/>
         </w:rPr>
         <w:t>eDR3</w:t>
       </w:r>
@@ -203,21 +91,1189 @@
     <w:p>
       <w:pPr>
         <w:pStyle w:val="NormalWeb"/>
-        <w:rPr>
-          <w:sz w:val="20"/>
-          <w:szCs w:val="20"/>
-        </w:rPr>
-      </w:pPr>
-      <w:r>
         <w:rPr>
           <w:rFonts w:ascii="TeXGyreTermesX" w:hAnsi="TeXGyreTermesX"/>
           <w:sz w:val="20"/>
           <w:szCs w:val="20"/>
         </w:rPr>
+      </w:pPr>
+      <w:r>
+        <w:rPr>
+          <w:rFonts w:ascii="TeXGyreTermesX" w:hAnsi="TeXGyreTermesX"/>
+          <w:sz w:val="20"/>
+          <w:szCs w:val="20"/>
+        </w:rPr>
         <w:t>-</w:t>
       </w:r>
+      <w:proofErr w:type="spellStart"/>
+      <w:r>
+        <w:rPr>
+          <w:rFonts w:ascii="TeXGyreTermesX" w:hAnsi="TeXGyreTermesX"/>
+          <w:sz w:val="20"/>
+          <w:szCs w:val="20"/>
+        </w:rPr>
+        <w:t>ivec</w:t>
+      </w:r>
+      <w:proofErr w:type="spellEnd"/>
     </w:p>
-    <w:p/>
+    <w:p>
+      <w:pPr>
+        <w:pStyle w:val="NormalWeb"/>
+        <w:rPr>
+          <w:rFonts w:ascii="TeXGyreTermesX" w:hAnsi="TeXGyreTermesX"/>
+          <w:sz w:val="20"/>
+          <w:szCs w:val="20"/>
+        </w:rPr>
+      </w:pPr>
+    </w:p>
+    <w:p>
+      <w:pPr>
+        <w:rPr>
+          <w:rFonts w:ascii="Arial" w:eastAsia="Times New Roman" w:hAnsi="Arial" w:cs="Arial"/>
+          <w:color w:val="202122"/>
+          <w:sz w:val="19"/>
+          <w:szCs w:val="19"/>
+          <w:shd w:val="clear" w:color="auto" w:fill="EAF3FF"/>
+          <w:lang w:eastAsia="es-ES_tradnl"/>
+        </w:rPr>
+      </w:pPr>
+      <w:r>
+        <w:rPr>
+          <w:rFonts w:ascii="Arial" w:eastAsia="Times New Roman" w:hAnsi="Arial" w:cs="Arial"/>
+          <w:color w:val="202122"/>
+          <w:sz w:val="19"/>
+          <w:szCs w:val="19"/>
+          <w:shd w:val="clear" w:color="auto" w:fill="EAF3FF"/>
+          <w:lang w:val="en-US" w:eastAsia="es-ES_tradnl"/>
+        </w:rPr>
+        <w:t>[4]</w:t>
+      </w:r>
+      <w:r>
+        <w:rPr>
+          <w:rFonts w:ascii="Arial" w:eastAsia="Times New Roman" w:hAnsi="Arial" w:cs="Arial"/>
+          <w:color w:val="202122"/>
+          <w:sz w:val="19"/>
+          <w:szCs w:val="19"/>
+          <w:shd w:val="clear" w:color="auto" w:fill="EAF3FF"/>
+          <w:lang w:val="en-US" w:eastAsia="es-ES_tradnl"/>
+        </w:rPr>
+        <w:t xml:space="preserve">   </w:t>
+      </w:r>
+      <w:proofErr w:type="spellStart"/>
+      <w:r>
+        <w:rPr>
+          <w:rFonts w:ascii="Arial" w:eastAsia="Times New Roman" w:hAnsi="Arial" w:cs="Arial"/>
+          <w:color w:val="202122"/>
+          <w:sz w:val="19"/>
+          <w:szCs w:val="19"/>
+          <w:shd w:val="clear" w:color="auto" w:fill="EAF3FF"/>
+          <w:lang w:val="en-US" w:eastAsia="es-ES_tradnl"/>
+        </w:rPr>
+        <w:t>Bensby</w:t>
+      </w:r>
+      <w:proofErr w:type="spellEnd"/>
+      <w:r>
+        <w:rPr>
+          <w:rFonts w:ascii="Arial" w:eastAsia="Times New Roman" w:hAnsi="Arial" w:cs="Arial"/>
+          <w:color w:val="202122"/>
+          <w:sz w:val="19"/>
+          <w:szCs w:val="19"/>
+          <w:shd w:val="clear" w:color="auto" w:fill="EAF3FF"/>
+          <w:lang w:val="en-US" w:eastAsia="es-ES_tradnl"/>
+        </w:rPr>
+        <w:t xml:space="preserve">, T.; </w:t>
+      </w:r>
+      <w:proofErr w:type="spellStart"/>
+      <w:r>
+        <w:rPr>
+          <w:rFonts w:ascii="Arial" w:eastAsia="Times New Roman" w:hAnsi="Arial" w:cs="Arial"/>
+          <w:color w:val="202122"/>
+          <w:sz w:val="19"/>
+          <w:szCs w:val="19"/>
+          <w:shd w:val="clear" w:color="auto" w:fill="EAF3FF"/>
+          <w:lang w:val="en-US" w:eastAsia="es-ES_tradnl"/>
+        </w:rPr>
+        <w:t>Feltzing</w:t>
+      </w:r>
+      <w:proofErr w:type="spellEnd"/>
+      <w:r>
+        <w:rPr>
+          <w:rFonts w:ascii="Arial" w:eastAsia="Times New Roman" w:hAnsi="Arial" w:cs="Arial"/>
+          <w:color w:val="202122"/>
+          <w:sz w:val="19"/>
+          <w:szCs w:val="19"/>
+          <w:shd w:val="clear" w:color="auto" w:fill="EAF3FF"/>
+          <w:lang w:val="en-US" w:eastAsia="es-ES_tradnl"/>
+        </w:rPr>
+        <w:t xml:space="preserve">, S.; </w:t>
+      </w:r>
+      <w:proofErr w:type="spellStart"/>
+      <w:r>
+        <w:rPr>
+          <w:rFonts w:ascii="Arial" w:eastAsia="Times New Roman" w:hAnsi="Arial" w:cs="Arial"/>
+          <w:color w:val="202122"/>
+          <w:sz w:val="19"/>
+          <w:szCs w:val="19"/>
+          <w:shd w:val="clear" w:color="auto" w:fill="EAF3FF"/>
+          <w:lang w:val="en-US" w:eastAsia="es-ES_tradnl"/>
+        </w:rPr>
+        <w:t>Oey</w:t>
+      </w:r>
+      <w:proofErr w:type="spellEnd"/>
+      <w:r>
+        <w:rPr>
+          <w:rFonts w:ascii="Arial" w:eastAsia="Times New Roman" w:hAnsi="Arial" w:cs="Arial"/>
+          <w:color w:val="202122"/>
+          <w:sz w:val="19"/>
+          <w:szCs w:val="19"/>
+          <w:shd w:val="clear" w:color="auto" w:fill="EAF3FF"/>
+          <w:lang w:val="en-US" w:eastAsia="es-ES_tradnl"/>
+        </w:rPr>
+        <w:t>, M. S. (2014). </w:t>
+      </w:r>
+      <w:hyperlink r:id="rId5" w:history="1">
+        <w:r>
+          <w:rPr>
+            <w:rFonts w:ascii="Arial" w:eastAsia="Times New Roman" w:hAnsi="Arial" w:cs="Arial"/>
+            <w:color w:val="663366"/>
+            <w:sz w:val="19"/>
+            <w:szCs w:val="19"/>
+            <w:u w:val="single"/>
+            <w:lang w:val="en-US" w:eastAsia="es-ES_tradnl"/>
+          </w:rPr>
+          <w:t>"Exploring th</w:t>
+        </w:r>
+        <w:r>
+          <w:rPr>
+            <w:rFonts w:ascii="Arial" w:eastAsia="Times New Roman" w:hAnsi="Arial" w:cs="Arial"/>
+            <w:color w:val="663366"/>
+            <w:sz w:val="19"/>
+            <w:szCs w:val="19"/>
+            <w:u w:val="single"/>
+            <w:lang w:val="en-US" w:eastAsia="es-ES_tradnl"/>
+          </w:rPr>
+          <w:t>e</w:t>
+        </w:r>
+        <w:r>
+          <w:rPr>
+            <w:rFonts w:ascii="Arial" w:eastAsia="Times New Roman" w:hAnsi="Arial" w:cs="Arial"/>
+            <w:color w:val="663366"/>
+            <w:sz w:val="19"/>
+            <w:szCs w:val="19"/>
+            <w:u w:val="single"/>
+            <w:lang w:val="en-US" w:eastAsia="es-ES_tradnl"/>
+          </w:rPr>
+          <w:t xml:space="preserve"> Milky Way stellar disk. A detailed elemental abundance study of 714 F and G dwarf stars in the solar </w:t>
+        </w:r>
+        <w:proofErr w:type="spellStart"/>
+        <w:r>
+          <w:rPr>
+            <w:rFonts w:ascii="Arial" w:eastAsia="Times New Roman" w:hAnsi="Arial" w:cs="Arial"/>
+            <w:color w:val="663366"/>
+            <w:sz w:val="19"/>
+            <w:szCs w:val="19"/>
+            <w:u w:val="single"/>
+            <w:lang w:val="en-US" w:eastAsia="es-ES_tradnl"/>
+          </w:rPr>
+          <w:t>neighbourhood</w:t>
+        </w:r>
+        <w:proofErr w:type="spellEnd"/>
+        <w:r>
+          <w:rPr>
+            <w:rFonts w:ascii="Arial" w:eastAsia="Times New Roman" w:hAnsi="Arial" w:cs="Arial"/>
+            <w:color w:val="663366"/>
+            <w:sz w:val="19"/>
+            <w:szCs w:val="19"/>
+            <w:u w:val="single"/>
+            <w:lang w:val="en-US" w:eastAsia="es-ES_tradnl"/>
+          </w:rPr>
+          <w:t>"</w:t>
+        </w:r>
+      </w:hyperlink>
+      <w:r>
+        <w:rPr>
+          <w:rFonts w:ascii="Arial" w:eastAsia="Times New Roman" w:hAnsi="Arial" w:cs="Arial"/>
+          <w:color w:val="202122"/>
+          <w:sz w:val="19"/>
+          <w:szCs w:val="19"/>
+          <w:shd w:val="clear" w:color="auto" w:fill="EAF3FF"/>
+          <w:lang w:val="en-US" w:eastAsia="es-ES_tradnl"/>
+        </w:rPr>
+        <w:t>. </w:t>
+      </w:r>
+      <w:r>
+        <w:rPr>
+          <w:rFonts w:ascii="Arial" w:eastAsia="Times New Roman" w:hAnsi="Arial" w:cs="Arial"/>
+          <w:i/>
+          <w:iCs/>
+          <w:color w:val="202122"/>
+          <w:sz w:val="19"/>
+          <w:szCs w:val="19"/>
+          <w:lang w:val="en-US" w:eastAsia="es-ES_tradnl"/>
+        </w:rPr>
+        <w:t>Astronomy and Astrophysics</w:t>
+      </w:r>
+      <w:r>
+        <w:rPr>
+          <w:rFonts w:ascii="Arial" w:eastAsia="Times New Roman" w:hAnsi="Arial" w:cs="Arial"/>
+          <w:color w:val="202122"/>
+          <w:sz w:val="19"/>
+          <w:szCs w:val="19"/>
+          <w:shd w:val="clear" w:color="auto" w:fill="EAF3FF"/>
+          <w:lang w:val="en-US" w:eastAsia="es-ES_tradnl"/>
+        </w:rPr>
+        <w:t>. </w:t>
+      </w:r>
+      <w:r>
+        <w:rPr>
+          <w:rFonts w:ascii="Arial" w:eastAsia="Times New Roman" w:hAnsi="Arial" w:cs="Arial"/>
+          <w:b/>
+          <w:bCs/>
+          <w:color w:val="202122"/>
+          <w:sz w:val="19"/>
+          <w:szCs w:val="19"/>
+          <w:lang w:val="en-US" w:eastAsia="es-ES_tradnl"/>
+        </w:rPr>
+        <w:t>562</w:t>
+      </w:r>
+      <w:r>
+        <w:rPr>
+          <w:rFonts w:ascii="Arial" w:eastAsia="Times New Roman" w:hAnsi="Arial" w:cs="Arial"/>
+          <w:color w:val="202122"/>
+          <w:sz w:val="19"/>
+          <w:szCs w:val="19"/>
+          <w:shd w:val="clear" w:color="auto" w:fill="EAF3FF"/>
+          <w:lang w:val="en-US" w:eastAsia="es-ES_tradnl"/>
+        </w:rPr>
+        <w:t>: A71. </w:t>
+      </w:r>
+      <w:hyperlink r:id="rId6" w:tooltip="ArXiv (identifier)" w:history="1">
+        <w:r>
+          <w:rPr>
+            <w:rFonts w:ascii="Arial" w:eastAsia="Times New Roman" w:hAnsi="Arial" w:cs="Arial"/>
+            <w:color w:val="0B0080"/>
+            <w:sz w:val="19"/>
+            <w:szCs w:val="19"/>
+            <w:u w:val="single"/>
+            <w:lang w:val="en-US" w:eastAsia="es-ES_tradnl"/>
+          </w:rPr>
+          <w:t>arXiv</w:t>
+        </w:r>
+      </w:hyperlink>
+      <w:r>
+        <w:rPr>
+          <w:rFonts w:ascii="Arial" w:eastAsia="Times New Roman" w:hAnsi="Arial" w:cs="Arial"/>
+          <w:color w:val="202122"/>
+          <w:sz w:val="19"/>
+          <w:szCs w:val="19"/>
+          <w:shd w:val="clear" w:color="auto" w:fill="EAF3FF"/>
+          <w:lang w:val="en-US" w:eastAsia="es-ES_tradnl"/>
+        </w:rPr>
+        <w:t>:</w:t>
+      </w:r>
+      <w:hyperlink r:id="rId7" w:history="1">
+        <w:r>
+          <w:rPr>
+            <w:rFonts w:ascii="Arial" w:eastAsia="Times New Roman" w:hAnsi="Arial" w:cs="Arial"/>
+            <w:color w:val="663366"/>
+            <w:sz w:val="19"/>
+            <w:szCs w:val="19"/>
+            <w:u w:val="single"/>
+            <w:lang w:val="en-US" w:eastAsia="es-ES_tradnl"/>
+          </w:rPr>
+          <w:t>1309.2631</w:t>
+        </w:r>
+      </w:hyperlink>
+      <w:r>
+        <w:rPr>
+          <w:rFonts w:ascii="Arial" w:eastAsia="Times New Roman" w:hAnsi="Arial" w:cs="Arial"/>
+          <w:color w:val="202122"/>
+          <w:sz w:val="19"/>
+          <w:szCs w:val="19"/>
+          <w:shd w:val="clear" w:color="auto" w:fill="EAF3FF"/>
+          <w:lang w:val="en-US" w:eastAsia="es-ES_tradnl"/>
+        </w:rPr>
+        <w:t>. </w:t>
+      </w:r>
+      <w:hyperlink r:id="rId8" w:tooltip="Bibcode (identifier)" w:history="1">
+        <w:r>
+          <w:rPr>
+            <w:rFonts w:ascii="Arial" w:eastAsia="Times New Roman" w:hAnsi="Arial" w:cs="Arial"/>
+            <w:color w:val="0B0080"/>
+            <w:sz w:val="19"/>
+            <w:szCs w:val="19"/>
+            <w:u w:val="single"/>
+            <w:lang w:val="en-US" w:eastAsia="es-ES_tradnl"/>
+          </w:rPr>
+          <w:t>Bibcode</w:t>
+        </w:r>
+      </w:hyperlink>
+      <w:r>
+        <w:rPr>
+          <w:rFonts w:ascii="Arial" w:eastAsia="Times New Roman" w:hAnsi="Arial" w:cs="Arial"/>
+          <w:color w:val="202122"/>
+          <w:sz w:val="19"/>
+          <w:szCs w:val="19"/>
+          <w:shd w:val="clear" w:color="auto" w:fill="EAF3FF"/>
+          <w:lang w:val="en-US" w:eastAsia="es-ES_tradnl"/>
+        </w:rPr>
+        <w:t>:</w:t>
+      </w:r>
+      <w:hyperlink r:id="rId9" w:history="1">
+        <w:r>
+          <w:rPr>
+            <w:rFonts w:ascii="Arial" w:eastAsia="Times New Roman" w:hAnsi="Arial" w:cs="Arial"/>
+            <w:color w:val="663366"/>
+            <w:sz w:val="19"/>
+            <w:szCs w:val="19"/>
+            <w:u w:val="single"/>
+            <w:lang w:val="en-US" w:eastAsia="es-ES_tradnl"/>
+          </w:rPr>
+          <w:t>2014A&amp;A...562A..71B</w:t>
+        </w:r>
+      </w:hyperlink>
+      <w:r>
+        <w:rPr>
+          <w:rFonts w:ascii="Arial" w:eastAsia="Times New Roman" w:hAnsi="Arial" w:cs="Arial"/>
+          <w:color w:val="202122"/>
+          <w:sz w:val="19"/>
+          <w:szCs w:val="19"/>
+          <w:shd w:val="clear" w:color="auto" w:fill="EAF3FF"/>
+          <w:lang w:val="en-US" w:eastAsia="es-ES_tradnl"/>
+        </w:rPr>
+        <w:t>. </w:t>
+      </w:r>
+      <w:hyperlink r:id="rId10" w:tooltip="Doi (identifier)" w:history="1">
+        <w:r>
+          <w:rPr>
+            <w:rFonts w:ascii="Arial" w:eastAsia="Times New Roman" w:hAnsi="Arial" w:cs="Arial"/>
+            <w:color w:val="0B0080"/>
+            <w:sz w:val="19"/>
+            <w:szCs w:val="19"/>
+            <w:u w:val="single"/>
+            <w:lang w:eastAsia="es-ES_tradnl"/>
+          </w:rPr>
+          <w:t>doi</w:t>
+        </w:r>
+      </w:hyperlink>
+      <w:r>
+        <w:rPr>
+          <w:rFonts w:ascii="Arial" w:eastAsia="Times New Roman" w:hAnsi="Arial" w:cs="Arial"/>
+          <w:color w:val="202122"/>
+          <w:sz w:val="19"/>
+          <w:szCs w:val="19"/>
+          <w:shd w:val="clear" w:color="auto" w:fill="EAF3FF"/>
+          <w:lang w:eastAsia="es-ES_tradnl"/>
+        </w:rPr>
+        <w:t>:</w:t>
+      </w:r>
+      <w:hyperlink r:id="rId11" w:history="1">
+        <w:r>
+          <w:rPr>
+            <w:rFonts w:ascii="Arial" w:eastAsia="Times New Roman" w:hAnsi="Arial" w:cs="Arial"/>
+            <w:color w:val="663366"/>
+            <w:sz w:val="19"/>
+            <w:szCs w:val="19"/>
+            <w:u w:val="single"/>
+            <w:lang w:eastAsia="es-ES_tradnl"/>
+          </w:rPr>
+          <w:t>10.1051/0004-6361/201322631</w:t>
+        </w:r>
+      </w:hyperlink>
+      <w:r>
+        <w:rPr>
+          <w:rFonts w:ascii="Arial" w:eastAsia="Times New Roman" w:hAnsi="Arial" w:cs="Arial"/>
+          <w:color w:val="202122"/>
+          <w:sz w:val="19"/>
+          <w:szCs w:val="19"/>
+          <w:shd w:val="clear" w:color="auto" w:fill="EAF3FF"/>
+          <w:lang w:eastAsia="es-ES_tradnl"/>
+        </w:rPr>
+        <w:t>. </w:t>
+      </w:r>
+      <w:hyperlink r:id="rId12" w:tooltip="ISSN (identifier)" w:history="1">
+        <w:r>
+          <w:rPr>
+            <w:rFonts w:ascii="Arial" w:eastAsia="Times New Roman" w:hAnsi="Arial" w:cs="Arial"/>
+            <w:color w:val="0B0080"/>
+            <w:sz w:val="19"/>
+            <w:szCs w:val="19"/>
+            <w:u w:val="single"/>
+            <w:lang w:eastAsia="es-ES_tradnl"/>
+          </w:rPr>
+          <w:t>ISSN</w:t>
+        </w:r>
+      </w:hyperlink>
+      <w:r>
+        <w:rPr>
+          <w:rFonts w:ascii="Arial" w:eastAsia="Times New Roman" w:hAnsi="Arial" w:cs="Arial"/>
+          <w:color w:val="202122"/>
+          <w:sz w:val="19"/>
+          <w:szCs w:val="19"/>
+          <w:shd w:val="clear" w:color="auto" w:fill="EAF3FF"/>
+          <w:lang w:eastAsia="es-ES_tradnl"/>
+        </w:rPr>
+        <w:t> </w:t>
+      </w:r>
+      <w:hyperlink r:id="rId13" w:history="1">
+        <w:r>
+          <w:rPr>
+            <w:rFonts w:ascii="Arial" w:eastAsia="Times New Roman" w:hAnsi="Arial" w:cs="Arial"/>
+            <w:color w:val="663366"/>
+            <w:sz w:val="19"/>
+            <w:szCs w:val="19"/>
+            <w:u w:val="single"/>
+            <w:lang w:eastAsia="es-ES_tradnl"/>
+          </w:rPr>
+          <w:t>0004-6361</w:t>
+        </w:r>
+      </w:hyperlink>
+      <w:r>
+        <w:rPr>
+          <w:rFonts w:ascii="Arial" w:eastAsia="Times New Roman" w:hAnsi="Arial" w:cs="Arial"/>
+          <w:color w:val="202122"/>
+          <w:sz w:val="19"/>
+          <w:szCs w:val="19"/>
+          <w:shd w:val="clear" w:color="auto" w:fill="EAF3FF"/>
+          <w:lang w:eastAsia="es-ES_tradnl"/>
+        </w:rPr>
+        <w:t>. </w:t>
+      </w:r>
+      <w:hyperlink r:id="rId14" w:tooltip="S2CID (identifier)" w:history="1">
+        <w:r>
+          <w:rPr>
+            <w:rFonts w:ascii="Arial" w:eastAsia="Times New Roman" w:hAnsi="Arial" w:cs="Arial"/>
+            <w:color w:val="0B0080"/>
+            <w:sz w:val="19"/>
+            <w:szCs w:val="19"/>
+            <w:u w:val="single"/>
+            <w:lang w:eastAsia="es-ES_tradnl"/>
+          </w:rPr>
+          <w:t>S2CID</w:t>
+        </w:r>
+      </w:hyperlink>
+      <w:r>
+        <w:rPr>
+          <w:rFonts w:ascii="Arial" w:eastAsia="Times New Roman" w:hAnsi="Arial" w:cs="Arial"/>
+          <w:color w:val="202122"/>
+          <w:sz w:val="19"/>
+          <w:szCs w:val="19"/>
+          <w:shd w:val="clear" w:color="auto" w:fill="EAF3FF"/>
+          <w:lang w:eastAsia="es-ES_tradnl"/>
+        </w:rPr>
+        <w:t> </w:t>
+      </w:r>
+      <w:hyperlink r:id="rId15" w:history="1">
+        <w:r>
+          <w:rPr>
+            <w:rFonts w:ascii="Arial" w:eastAsia="Times New Roman" w:hAnsi="Arial" w:cs="Arial"/>
+            <w:color w:val="663366"/>
+            <w:sz w:val="19"/>
+            <w:szCs w:val="19"/>
+            <w:u w:val="single"/>
+            <w:lang w:eastAsia="es-ES_tradnl"/>
+          </w:rPr>
+          <w:t>118786105</w:t>
+        </w:r>
+      </w:hyperlink>
+      <w:r>
+        <w:rPr>
+          <w:rFonts w:ascii="Arial" w:eastAsia="Times New Roman" w:hAnsi="Arial" w:cs="Arial"/>
+          <w:color w:val="202122"/>
+          <w:sz w:val="19"/>
+          <w:szCs w:val="19"/>
+          <w:shd w:val="clear" w:color="auto" w:fill="EAF3FF"/>
+          <w:lang w:eastAsia="es-ES_tradnl"/>
+        </w:rPr>
+        <w:t>.</w:t>
+      </w:r>
+    </w:p>
+    <w:p>
+      <w:pPr>
+        <w:spacing w:before="100" w:beforeAutospacing="1" w:after="24"/>
+        <w:ind w:left="1488"/>
+        <w:rPr>
+          <w:rFonts w:ascii="Arial" w:eastAsia="Times New Roman" w:hAnsi="Arial" w:cs="Arial"/>
+          <w:color w:val="202122"/>
+          <w:sz w:val="19"/>
+          <w:szCs w:val="19"/>
+          <w:lang w:val="en-US" w:eastAsia="es-ES_tradnl"/>
+        </w:rPr>
+      </w:pPr>
+      <w:r>
+        <w:rPr>
+          <w:rFonts w:ascii="Arial" w:eastAsia="Times New Roman" w:hAnsi="Arial" w:cs="Arial"/>
+          <w:color w:val="202122"/>
+          <w:sz w:val="19"/>
+          <w:szCs w:val="19"/>
+          <w:shd w:val="clear" w:color="auto" w:fill="EAF3FF"/>
+          <w:lang w:val="en-US" w:eastAsia="es-ES_tradnl"/>
+        </w:rPr>
+        <w:t>[5]</w:t>
+      </w:r>
+      <w:r>
+        <w:rPr>
+          <w:rStyle w:val="CitaHTML"/>
+          <w:rFonts w:ascii="Arial" w:hAnsi="Arial" w:cs="Arial"/>
+          <w:color w:val="202122"/>
+          <w:sz w:val="19"/>
+          <w:szCs w:val="19"/>
+          <w:lang w:val="en-US"/>
+        </w:rPr>
+        <w:t xml:space="preserve"> </w:t>
+      </w:r>
+      <w:r>
+        <w:rPr>
+          <w:rFonts w:ascii="Arial" w:eastAsia="Times New Roman" w:hAnsi="Arial" w:cs="Arial"/>
+          <w:i/>
+          <w:iCs/>
+          <w:color w:val="202122"/>
+          <w:sz w:val="19"/>
+          <w:szCs w:val="19"/>
+          <w:lang w:val="en-US" w:eastAsia="es-ES_tradnl"/>
+        </w:rPr>
+        <w:t xml:space="preserve">Hayden, Michael R.; </w:t>
+      </w:r>
+      <w:proofErr w:type="spellStart"/>
+      <w:r>
+        <w:rPr>
+          <w:rFonts w:ascii="Arial" w:eastAsia="Times New Roman" w:hAnsi="Arial" w:cs="Arial"/>
+          <w:i/>
+          <w:iCs/>
+          <w:color w:val="202122"/>
+          <w:sz w:val="19"/>
+          <w:szCs w:val="19"/>
+          <w:lang w:val="en-US" w:eastAsia="es-ES_tradnl"/>
+        </w:rPr>
+        <w:t>Bovy</w:t>
+      </w:r>
+      <w:proofErr w:type="spellEnd"/>
+      <w:r>
+        <w:rPr>
+          <w:rFonts w:ascii="Arial" w:eastAsia="Times New Roman" w:hAnsi="Arial" w:cs="Arial"/>
+          <w:i/>
+          <w:iCs/>
+          <w:color w:val="202122"/>
+          <w:sz w:val="19"/>
+          <w:szCs w:val="19"/>
+          <w:lang w:val="en-US" w:eastAsia="es-ES_tradnl"/>
+        </w:rPr>
+        <w:t xml:space="preserve">, Jo; Holtzman, Jon A.; </w:t>
+      </w:r>
+      <w:proofErr w:type="spellStart"/>
+      <w:r>
+        <w:rPr>
+          <w:rFonts w:ascii="Arial" w:eastAsia="Times New Roman" w:hAnsi="Arial" w:cs="Arial"/>
+          <w:i/>
+          <w:iCs/>
+          <w:color w:val="202122"/>
+          <w:sz w:val="19"/>
+          <w:szCs w:val="19"/>
+          <w:lang w:val="en-US" w:eastAsia="es-ES_tradnl"/>
+        </w:rPr>
+        <w:t>Nidever</w:t>
+      </w:r>
+      <w:proofErr w:type="spellEnd"/>
+      <w:r>
+        <w:rPr>
+          <w:rFonts w:ascii="Arial" w:eastAsia="Times New Roman" w:hAnsi="Arial" w:cs="Arial"/>
+          <w:i/>
+          <w:iCs/>
+          <w:color w:val="202122"/>
+          <w:sz w:val="19"/>
+          <w:szCs w:val="19"/>
+          <w:lang w:val="en-US" w:eastAsia="es-ES_tradnl"/>
+        </w:rPr>
+        <w:t>, David L.; Bird, Jonathan C.; Weinberg, David H.; Andrews, Brett H.; Majewski, Steven R.; Allende Prieto, Carlos; Anders, Friedrich; Beers, Timothy C. (2015). </w:t>
+      </w:r>
+      <w:hyperlink r:id="rId16" w:history="1">
+        <w:r>
+          <w:rPr>
+            <w:rFonts w:ascii="Arial" w:eastAsia="Times New Roman" w:hAnsi="Arial" w:cs="Arial"/>
+            <w:i/>
+            <w:iCs/>
+            <w:color w:val="663366"/>
+            <w:sz w:val="19"/>
+            <w:szCs w:val="19"/>
+            <w:u w:val="single"/>
+            <w:lang w:val="en-US" w:eastAsia="es-ES_tradnl"/>
+          </w:rPr>
+          <w:t>"Chemical Cartography with APOGEE: Metallicity Distribution Functions and the Chemical Structure of the Milky Way Disk"</w:t>
+        </w:r>
+      </w:hyperlink>
+      <w:r>
+        <w:rPr>
+          <w:rFonts w:ascii="Arial" w:eastAsia="Times New Roman" w:hAnsi="Arial" w:cs="Arial"/>
+          <w:i/>
+          <w:iCs/>
+          <w:color w:val="202122"/>
+          <w:sz w:val="19"/>
+          <w:szCs w:val="19"/>
+          <w:lang w:val="en-US" w:eastAsia="es-ES_tradnl"/>
+        </w:rPr>
+        <w:t>. The Astrophysical Journal. </w:t>
+      </w:r>
+      <w:r>
+        <w:rPr>
+          <w:rFonts w:ascii="Arial" w:eastAsia="Times New Roman" w:hAnsi="Arial" w:cs="Arial"/>
+          <w:b/>
+          <w:bCs/>
+          <w:i/>
+          <w:iCs/>
+          <w:color w:val="202122"/>
+          <w:sz w:val="19"/>
+          <w:szCs w:val="19"/>
+          <w:lang w:val="en-US" w:eastAsia="es-ES_tradnl"/>
+        </w:rPr>
+        <w:t>808</w:t>
+      </w:r>
+      <w:r>
+        <w:rPr>
+          <w:rFonts w:ascii="Arial" w:eastAsia="Times New Roman" w:hAnsi="Arial" w:cs="Arial"/>
+          <w:i/>
+          <w:iCs/>
+          <w:color w:val="202122"/>
+          <w:sz w:val="19"/>
+          <w:szCs w:val="19"/>
+          <w:lang w:val="en-US" w:eastAsia="es-ES_tradnl"/>
+        </w:rPr>
+        <w:t> (2): 132. </w:t>
+      </w:r>
+      <w:hyperlink r:id="rId17" w:tooltip="ArXiv (identifier)" w:history="1">
+        <w:r>
+          <w:rPr>
+            <w:rFonts w:ascii="Arial" w:eastAsia="Times New Roman" w:hAnsi="Arial" w:cs="Arial"/>
+            <w:i/>
+            <w:iCs/>
+            <w:color w:val="0B0080"/>
+            <w:sz w:val="19"/>
+            <w:szCs w:val="19"/>
+            <w:u w:val="single"/>
+            <w:lang w:val="en-US" w:eastAsia="es-ES_tradnl"/>
+          </w:rPr>
+          <w:t>arXiv</w:t>
+        </w:r>
+      </w:hyperlink>
+      <w:r>
+        <w:rPr>
+          <w:rFonts w:ascii="Arial" w:eastAsia="Times New Roman" w:hAnsi="Arial" w:cs="Arial"/>
+          <w:i/>
+          <w:iCs/>
+          <w:color w:val="202122"/>
+          <w:sz w:val="19"/>
+          <w:szCs w:val="19"/>
+          <w:lang w:val="en-US" w:eastAsia="es-ES_tradnl"/>
+        </w:rPr>
+        <w:t>:</w:t>
+      </w:r>
+      <w:hyperlink r:id="rId18" w:history="1">
+        <w:r>
+          <w:rPr>
+            <w:rFonts w:ascii="Arial" w:eastAsia="Times New Roman" w:hAnsi="Arial" w:cs="Arial"/>
+            <w:i/>
+            <w:iCs/>
+            <w:color w:val="663366"/>
+            <w:sz w:val="19"/>
+            <w:szCs w:val="19"/>
+            <w:u w:val="single"/>
+            <w:lang w:val="en-US" w:eastAsia="es-ES_tradnl"/>
+          </w:rPr>
+          <w:t>1503.02110</w:t>
+        </w:r>
+      </w:hyperlink>
+      <w:r>
+        <w:rPr>
+          <w:rFonts w:ascii="Arial" w:eastAsia="Times New Roman" w:hAnsi="Arial" w:cs="Arial"/>
+          <w:i/>
+          <w:iCs/>
+          <w:color w:val="202122"/>
+          <w:sz w:val="19"/>
+          <w:szCs w:val="19"/>
+          <w:lang w:val="en-US" w:eastAsia="es-ES_tradnl"/>
+        </w:rPr>
+        <w:t>. </w:t>
+      </w:r>
+      <w:hyperlink r:id="rId19" w:tooltip="Bibcode (identifier)" w:history="1">
+        <w:r>
+          <w:rPr>
+            <w:rFonts w:ascii="Arial" w:eastAsia="Times New Roman" w:hAnsi="Arial" w:cs="Arial"/>
+            <w:i/>
+            <w:iCs/>
+            <w:color w:val="0B0080"/>
+            <w:sz w:val="19"/>
+            <w:szCs w:val="19"/>
+            <w:u w:val="single"/>
+            <w:lang w:val="en-US" w:eastAsia="es-ES_tradnl"/>
+          </w:rPr>
+          <w:t>Bibcode</w:t>
+        </w:r>
+      </w:hyperlink>
+      <w:r>
+        <w:rPr>
+          <w:rFonts w:ascii="Arial" w:eastAsia="Times New Roman" w:hAnsi="Arial" w:cs="Arial"/>
+          <w:i/>
+          <w:iCs/>
+          <w:color w:val="202122"/>
+          <w:sz w:val="19"/>
+          <w:szCs w:val="19"/>
+          <w:lang w:val="en-US" w:eastAsia="es-ES_tradnl"/>
+        </w:rPr>
+        <w:t>:</w:t>
+      </w:r>
+      <w:hyperlink r:id="rId20" w:history="1">
+        <w:r>
+          <w:rPr>
+            <w:rFonts w:ascii="Arial" w:eastAsia="Times New Roman" w:hAnsi="Arial" w:cs="Arial"/>
+            <w:i/>
+            <w:iCs/>
+            <w:color w:val="663366"/>
+            <w:sz w:val="19"/>
+            <w:szCs w:val="19"/>
+            <w:u w:val="single"/>
+            <w:lang w:val="en-US" w:eastAsia="es-ES_tradnl"/>
+          </w:rPr>
+          <w:t>2015ApJ...</w:t>
+        </w:r>
+        <w:proofErr w:type="gramStart"/>
+        <w:r>
+          <w:rPr>
+            <w:rFonts w:ascii="Arial" w:eastAsia="Times New Roman" w:hAnsi="Arial" w:cs="Arial"/>
+            <w:i/>
+            <w:iCs/>
+            <w:color w:val="663366"/>
+            <w:sz w:val="19"/>
+            <w:szCs w:val="19"/>
+            <w:u w:val="single"/>
+            <w:lang w:val="en-US" w:eastAsia="es-ES_tradnl"/>
+          </w:rPr>
+          <w:t>808..</w:t>
+        </w:r>
+        <w:proofErr w:type="gramEnd"/>
+        <w:r>
+          <w:rPr>
+            <w:rFonts w:ascii="Arial" w:eastAsia="Times New Roman" w:hAnsi="Arial" w:cs="Arial"/>
+            <w:i/>
+            <w:iCs/>
+            <w:color w:val="663366"/>
+            <w:sz w:val="19"/>
+            <w:szCs w:val="19"/>
+            <w:u w:val="single"/>
+            <w:lang w:val="en-US" w:eastAsia="es-ES_tradnl"/>
+          </w:rPr>
+          <w:t>132H</w:t>
+        </w:r>
+      </w:hyperlink>
+      <w:r>
+        <w:rPr>
+          <w:rFonts w:ascii="Arial" w:eastAsia="Times New Roman" w:hAnsi="Arial" w:cs="Arial"/>
+          <w:i/>
+          <w:iCs/>
+          <w:color w:val="202122"/>
+          <w:sz w:val="19"/>
+          <w:szCs w:val="19"/>
+          <w:lang w:val="en-US" w:eastAsia="es-ES_tradnl"/>
+        </w:rPr>
+        <w:t>. </w:t>
+      </w:r>
+      <w:hyperlink r:id="rId21" w:tooltip="Doi (identifier)" w:history="1">
+        <w:r>
+          <w:rPr>
+            <w:rFonts w:ascii="Arial" w:eastAsia="Times New Roman" w:hAnsi="Arial" w:cs="Arial"/>
+            <w:i/>
+            <w:iCs/>
+            <w:color w:val="0B0080"/>
+            <w:sz w:val="19"/>
+            <w:szCs w:val="19"/>
+            <w:u w:val="single"/>
+            <w:lang w:val="en-US" w:eastAsia="es-ES_tradnl"/>
+          </w:rPr>
+          <w:t>doi</w:t>
+        </w:r>
+      </w:hyperlink>
+      <w:r>
+        <w:rPr>
+          <w:rFonts w:ascii="Arial" w:eastAsia="Times New Roman" w:hAnsi="Arial" w:cs="Arial"/>
+          <w:i/>
+          <w:iCs/>
+          <w:color w:val="202122"/>
+          <w:sz w:val="19"/>
+          <w:szCs w:val="19"/>
+          <w:lang w:val="en-US" w:eastAsia="es-ES_tradnl"/>
+        </w:rPr>
+        <w:t>:</w:t>
+      </w:r>
+      <w:hyperlink r:id="rId22" w:history="1">
+        <w:r>
+          <w:rPr>
+            <w:rFonts w:ascii="Arial" w:eastAsia="Times New Roman" w:hAnsi="Arial" w:cs="Arial"/>
+            <w:i/>
+            <w:iCs/>
+            <w:color w:val="663366"/>
+            <w:sz w:val="19"/>
+            <w:szCs w:val="19"/>
+            <w:u w:val="single"/>
+            <w:lang w:val="en-US" w:eastAsia="es-ES_tradnl"/>
+          </w:rPr>
+          <w:t>10.1088/0004-637X/808/2/132</w:t>
+        </w:r>
+      </w:hyperlink>
+      <w:r>
+        <w:rPr>
+          <w:rFonts w:ascii="Arial" w:eastAsia="Times New Roman" w:hAnsi="Arial" w:cs="Arial"/>
+          <w:i/>
+          <w:iCs/>
+          <w:color w:val="202122"/>
+          <w:sz w:val="19"/>
+          <w:szCs w:val="19"/>
+          <w:lang w:val="en-US" w:eastAsia="es-ES_tradnl"/>
+        </w:rPr>
+        <w:t>. </w:t>
+      </w:r>
+      <w:hyperlink r:id="rId23" w:tooltip="ISSN (identifier)" w:history="1">
+        <w:r>
+          <w:rPr>
+            <w:rFonts w:ascii="Arial" w:eastAsia="Times New Roman" w:hAnsi="Arial" w:cs="Arial"/>
+            <w:i/>
+            <w:iCs/>
+            <w:color w:val="0B0080"/>
+            <w:sz w:val="19"/>
+            <w:szCs w:val="19"/>
+            <w:u w:val="single"/>
+            <w:lang w:val="en-US" w:eastAsia="es-ES_tradnl"/>
+          </w:rPr>
+          <w:t>ISSN</w:t>
+        </w:r>
+      </w:hyperlink>
+      <w:r>
+        <w:rPr>
+          <w:rFonts w:ascii="Arial" w:eastAsia="Times New Roman" w:hAnsi="Arial" w:cs="Arial"/>
+          <w:i/>
+          <w:iCs/>
+          <w:color w:val="202122"/>
+          <w:sz w:val="19"/>
+          <w:szCs w:val="19"/>
+          <w:lang w:val="en-US" w:eastAsia="es-ES_tradnl"/>
+        </w:rPr>
+        <w:t> </w:t>
+      </w:r>
+      <w:hyperlink r:id="rId24" w:history="1">
+        <w:r>
+          <w:rPr>
+            <w:rFonts w:ascii="Arial" w:eastAsia="Times New Roman" w:hAnsi="Arial" w:cs="Arial"/>
+            <w:i/>
+            <w:iCs/>
+            <w:color w:val="663366"/>
+            <w:sz w:val="19"/>
+            <w:szCs w:val="19"/>
+            <w:u w:val="single"/>
+            <w:lang w:val="en-US" w:eastAsia="es-ES_tradnl"/>
+          </w:rPr>
+          <w:t>0004-637X</w:t>
+        </w:r>
+      </w:hyperlink>
+      <w:r>
+        <w:rPr>
+          <w:rFonts w:ascii="Arial" w:eastAsia="Times New Roman" w:hAnsi="Arial" w:cs="Arial"/>
+          <w:i/>
+          <w:iCs/>
+          <w:color w:val="202122"/>
+          <w:sz w:val="19"/>
+          <w:szCs w:val="19"/>
+          <w:lang w:val="en-US" w:eastAsia="es-ES_tradnl"/>
+        </w:rPr>
+        <w:t>. </w:t>
+      </w:r>
+      <w:hyperlink r:id="rId25" w:tooltip="S2CID (identifier)" w:history="1">
+        <w:r>
+          <w:rPr>
+            <w:rFonts w:ascii="Arial" w:eastAsia="Times New Roman" w:hAnsi="Arial" w:cs="Arial"/>
+            <w:i/>
+            <w:iCs/>
+            <w:color w:val="0B0080"/>
+            <w:sz w:val="19"/>
+            <w:szCs w:val="19"/>
+            <w:u w:val="single"/>
+            <w:lang w:val="en-US" w:eastAsia="es-ES_tradnl"/>
+          </w:rPr>
+          <w:t>S2CID</w:t>
+        </w:r>
+      </w:hyperlink>
+      <w:r>
+        <w:rPr>
+          <w:rFonts w:ascii="Arial" w:eastAsia="Times New Roman" w:hAnsi="Arial" w:cs="Arial"/>
+          <w:i/>
+          <w:iCs/>
+          <w:color w:val="202122"/>
+          <w:sz w:val="19"/>
+          <w:szCs w:val="19"/>
+          <w:lang w:val="en-US" w:eastAsia="es-ES_tradnl"/>
+        </w:rPr>
+        <w:t> </w:t>
+      </w:r>
+      <w:hyperlink r:id="rId26" w:history="1">
+        <w:r>
+          <w:rPr>
+            <w:rFonts w:ascii="Arial" w:eastAsia="Times New Roman" w:hAnsi="Arial" w:cs="Arial"/>
+            <w:i/>
+            <w:iCs/>
+            <w:color w:val="663366"/>
+            <w:sz w:val="19"/>
+            <w:szCs w:val="19"/>
+            <w:u w:val="single"/>
+            <w:lang w:val="en-US" w:eastAsia="es-ES_tradnl"/>
+          </w:rPr>
+          <w:t>116981222</w:t>
+        </w:r>
+      </w:hyperlink>
+      <w:r>
+        <w:rPr>
+          <w:rFonts w:ascii="Arial" w:eastAsia="Times New Roman" w:hAnsi="Arial" w:cs="Arial"/>
+          <w:i/>
+          <w:iCs/>
+          <w:color w:val="202122"/>
+          <w:sz w:val="19"/>
+          <w:szCs w:val="19"/>
+          <w:lang w:val="en-US" w:eastAsia="es-ES_tradnl"/>
+        </w:rPr>
+        <w:t>.</w:t>
+      </w:r>
+      <w:r>
+        <w:rPr>
+          <w:rFonts w:ascii="Arial" w:eastAsia="Times New Roman" w:hAnsi="Arial" w:cs="Arial"/>
+          <w:color w:val="202122"/>
+          <w:sz w:val="19"/>
+          <w:szCs w:val="19"/>
+          <w:lang w:val="en-US" w:eastAsia="es-ES_tradnl"/>
+        </w:rPr>
+        <w:t xml:space="preserve"> </w:t>
+      </w:r>
+    </w:p>
+    <w:p>
+      <w:pPr>
+        <w:rPr>
+          <w:rFonts w:ascii="Times New Roman" w:eastAsia="Times New Roman" w:hAnsi="Times New Roman" w:cs="Times New Roman"/>
+          <w:lang w:val="en-US" w:eastAsia="es-ES_tradnl"/>
+        </w:rPr>
+      </w:pPr>
+    </w:p>
+    <w:p>
+      <w:pPr>
+        <w:rPr>
+          <w:rFonts w:ascii="Arial" w:eastAsia="Times New Roman" w:hAnsi="Arial" w:cs="Arial"/>
+          <w:color w:val="202122"/>
+          <w:sz w:val="19"/>
+          <w:szCs w:val="19"/>
+          <w:shd w:val="clear" w:color="auto" w:fill="EAF3FF"/>
+          <w:lang w:val="en-US" w:eastAsia="es-ES_tradnl"/>
+        </w:rPr>
+      </w:pPr>
+    </w:p>
+    <w:p>
+      <w:pPr>
+        <w:rPr>
+          <w:rFonts w:ascii="Arial" w:eastAsia="Times New Roman" w:hAnsi="Arial" w:cs="Arial"/>
+          <w:color w:val="202122"/>
+          <w:sz w:val="19"/>
+          <w:szCs w:val="19"/>
+          <w:shd w:val="clear" w:color="auto" w:fill="EAF3FF"/>
+          <w:lang w:val="en-US" w:eastAsia="es-ES_tradnl"/>
+        </w:rPr>
+      </w:pPr>
+    </w:p>
+    <w:p>
+      <w:pPr>
+        <w:rPr>
+          <w:rFonts w:ascii="Arial" w:eastAsia="Times New Roman" w:hAnsi="Arial" w:cs="Arial"/>
+          <w:color w:val="202122"/>
+          <w:sz w:val="19"/>
+          <w:szCs w:val="19"/>
+          <w:shd w:val="clear" w:color="auto" w:fill="EAF3FF"/>
+          <w:lang w:val="en-US" w:eastAsia="es-ES_tradnl"/>
+        </w:rPr>
+      </w:pPr>
+    </w:p>
+    <w:p>
+      <w:pPr>
+        <w:rPr>
+          <w:rFonts w:ascii="Arial" w:eastAsia="Times New Roman" w:hAnsi="Arial" w:cs="Arial"/>
+          <w:color w:val="202122"/>
+          <w:sz w:val="19"/>
+          <w:szCs w:val="19"/>
+          <w:shd w:val="clear" w:color="auto" w:fill="EAF3FF"/>
+          <w:lang w:val="en-US" w:eastAsia="es-ES_tradnl"/>
+        </w:rPr>
+      </w:pPr>
+    </w:p>
+    <w:p>
+      <w:pPr>
+        <w:rPr>
+          <w:rFonts w:ascii="Arial" w:eastAsia="Times New Roman" w:hAnsi="Arial" w:cs="Arial"/>
+          <w:color w:val="202122"/>
+          <w:sz w:val="19"/>
+          <w:szCs w:val="19"/>
+          <w:shd w:val="clear" w:color="auto" w:fill="EAF3FF"/>
+          <w:lang w:val="en-US" w:eastAsia="es-ES_tradnl"/>
+        </w:rPr>
+      </w:pPr>
+      <w:r>
+        <w:rPr>
+          <w:rFonts w:ascii="Arial" w:eastAsia="Times New Roman" w:hAnsi="Arial" w:cs="Arial"/>
+          <w:color w:val="202122"/>
+          <w:sz w:val="19"/>
+          <w:szCs w:val="19"/>
+          <w:shd w:val="clear" w:color="auto" w:fill="EAF3FF"/>
+          <w:lang w:val="en-US" w:eastAsia="es-ES_tradnl"/>
+        </w:rPr>
+        <w:t>[6]</w:t>
+      </w:r>
+      <w:r>
+        <w:rPr>
+          <w:rFonts w:ascii="Arial" w:eastAsia="Times New Roman" w:hAnsi="Arial" w:cs="Arial"/>
+          <w:color w:val="202122"/>
+          <w:sz w:val="19"/>
+          <w:szCs w:val="19"/>
+          <w:shd w:val="clear" w:color="auto" w:fill="EAF3FF"/>
+          <w:lang w:val="en-US" w:eastAsia="es-ES_tradnl"/>
+        </w:rPr>
+        <w:t xml:space="preserve"> Anders. F:</w:t>
+      </w:r>
+      <w:r>
+        <w:rPr>
+          <w:lang w:val="en-US"/>
+        </w:rPr>
+        <w:t xml:space="preserve"> </w:t>
+      </w:r>
+      <w:r>
+        <w:rPr>
+          <w:rFonts w:ascii="Arial" w:eastAsia="Times New Roman" w:hAnsi="Arial" w:cs="Arial"/>
+          <w:color w:val="202122"/>
+          <w:sz w:val="19"/>
+          <w:szCs w:val="19"/>
+          <w:shd w:val="clear" w:color="auto" w:fill="EAF3FF"/>
+          <w:lang w:val="en-US" w:eastAsia="es-ES_tradnl"/>
+        </w:rPr>
+        <w:t>https://www.aanda.org/articles/aa/full_html/2014/04/aa23038-13/aa23038-13.html</w:t>
+      </w:r>
+    </w:p>
+    <w:p>
+      <w:pPr>
+        <w:rPr>
+          <w:rFonts w:ascii="Arial" w:eastAsia="Times New Roman" w:hAnsi="Arial" w:cs="Arial"/>
+          <w:color w:val="202122"/>
+          <w:sz w:val="19"/>
+          <w:szCs w:val="19"/>
+          <w:shd w:val="clear" w:color="auto" w:fill="EAF3FF"/>
+          <w:lang w:val="en-US" w:eastAsia="es-ES_tradnl"/>
+        </w:rPr>
+      </w:pPr>
+    </w:p>
+    <w:p>
+      <w:pPr>
+        <w:rPr>
+          <w:rFonts w:ascii="Arial" w:eastAsia="Times New Roman" w:hAnsi="Arial" w:cs="Arial"/>
+          <w:color w:val="202122"/>
+          <w:sz w:val="19"/>
+          <w:szCs w:val="19"/>
+          <w:shd w:val="clear" w:color="auto" w:fill="EAF3FF"/>
+          <w:lang w:val="en-US" w:eastAsia="es-ES_tradnl"/>
+        </w:rPr>
+      </w:pPr>
+    </w:p>
+    <w:p>
+      <w:pPr>
+        <w:rPr>
+          <w:rFonts w:ascii="Arial" w:eastAsia="Times New Roman" w:hAnsi="Arial" w:cs="Arial"/>
+          <w:color w:val="202122"/>
+          <w:sz w:val="19"/>
+          <w:szCs w:val="19"/>
+          <w:shd w:val="clear" w:color="auto" w:fill="EAF3FF"/>
+          <w:lang w:val="en-US" w:eastAsia="es-ES_tradnl"/>
+        </w:rPr>
+      </w:pPr>
+    </w:p>
+    <w:p>
+      <w:pPr>
+        <w:rPr>
+          <w:rFonts w:ascii="Arial" w:eastAsia="Times New Roman" w:hAnsi="Arial" w:cs="Arial"/>
+          <w:color w:val="202122"/>
+          <w:sz w:val="19"/>
+          <w:szCs w:val="19"/>
+          <w:shd w:val="clear" w:color="auto" w:fill="EAF3FF"/>
+          <w:lang w:val="en-US" w:eastAsia="es-ES_tradnl"/>
+        </w:rPr>
+      </w:pPr>
+    </w:p>
+    <w:p>
+      <w:pPr>
+        <w:rPr>
+          <w:rFonts w:ascii="Arial" w:eastAsia="Times New Roman" w:hAnsi="Arial" w:cs="Arial"/>
+          <w:color w:val="202122"/>
+          <w:sz w:val="19"/>
+          <w:szCs w:val="19"/>
+          <w:shd w:val="clear" w:color="auto" w:fill="EAF3FF"/>
+          <w:lang w:val="en-US" w:eastAsia="es-ES_tradnl"/>
+        </w:rPr>
+      </w:pPr>
+      <w:r>
+        <w:rPr>
+          <w:rFonts w:ascii="Arial" w:eastAsia="Times New Roman" w:hAnsi="Arial" w:cs="Arial"/>
+          <w:color w:val="202122"/>
+          <w:sz w:val="19"/>
+          <w:szCs w:val="19"/>
+          <w:shd w:val="clear" w:color="auto" w:fill="EAF3FF"/>
+          <w:lang w:val="en-US" w:eastAsia="es-ES_tradnl"/>
+        </w:rPr>
+        <w:t>[7]</w:t>
+      </w:r>
+      <w:r>
+        <w:rPr>
+          <w:lang w:val="en-US"/>
+        </w:rPr>
+        <w:t xml:space="preserve"> </w:t>
+      </w:r>
+      <w:r>
+        <w:rPr>
+          <w:lang w:val="en-US"/>
+        </w:rPr>
+        <w:t xml:space="preserve">Anders: </w:t>
+      </w:r>
+      <w:r>
+        <w:rPr>
+          <w:rFonts w:ascii="Arial" w:eastAsia="Times New Roman" w:hAnsi="Arial" w:cs="Arial"/>
+          <w:color w:val="202122"/>
+          <w:sz w:val="19"/>
+          <w:szCs w:val="19"/>
+          <w:shd w:val="clear" w:color="auto" w:fill="EAF3FF"/>
+          <w:lang w:val="en-US" w:eastAsia="es-ES_tradnl"/>
+        </w:rPr>
+        <w:t>https://www.aanda.org/articles/aa/full_html/2018/11/aa33099-18/aa33099-18.html</w:t>
+      </w:r>
+    </w:p>
+    <w:p>
+      <w:pPr>
+        <w:rPr>
+          <w:rFonts w:ascii="Times New Roman" w:eastAsia="Times New Roman" w:hAnsi="Times New Roman" w:cs="Times New Roman"/>
+          <w:lang w:val="en-US" w:eastAsia="es-ES_tradnl"/>
+        </w:rPr>
+      </w:pPr>
+    </w:p>
+    <w:p>
+      <w:pPr>
+        <w:pStyle w:val="NormalWeb"/>
+        <w:rPr>
+          <w:sz w:val="20"/>
+          <w:szCs w:val="20"/>
+          <w:lang w:val="en-US"/>
+        </w:rPr>
+      </w:pPr>
+    </w:p>
+    <w:p>
+      <w:pPr>
+        <w:rPr>
+          <w:lang w:val="en-US"/>
+        </w:rPr>
+      </w:pPr>
+    </w:p>
     <w:sectPr>
       <w:pgSz w:w="11906" w:h="16838"/>
       <w:pgMar w:top="1417" w:right="1701" w:bottom="1417" w:left="1701" w:header="708" w:footer="708" w:gutter="0"/>
@@ -226,6 +1282,127 @@
     </w:sectPr>
   </w:body>
 </w:document>
+</file>
+
+<file path=word/numbering.xml><?xml version="1.0" encoding="utf-8"?>
+<w:numbering xmlns:wpc="http://schemas.microsoft.com/office/word/2010/wordprocessingCanvas" xmlns:cx="http://schemas.microsoft.com/office/drawing/2014/chartex" xmlns:cx1="http://schemas.microsoft.com/office/drawing/2015/9/8/chartex" xmlns:cx2="http://schemas.microsoft.com/office/drawing/2015/10/21/chartex" xmlns:cx3="http://schemas.microsoft.com/office/drawing/2016/5/9/chartex" xmlns:cx4="http://schemas.microsoft.com/office/drawing/2016/5/10/chartex" xmlns:cx5="http://schemas.microsoft.com/office/drawing/2016/5/11/chartex" xmlns:cx6="http://schemas.microsoft.com/office/drawing/2016/5/12/chartex" xmlns:cx7="http://schemas.microsoft.com/office/drawing/2016/5/13/chartex" xmlns:cx8="http://schemas.microsoft.com/office/drawing/2016/5/14/chartex" xmlns:mc="http://schemas.openxmlformats.org/markup-compatibility/2006" xmlns:aink="http://schemas.microsoft.com/office/drawing/2016/ink" xmlns:am3d="http://schemas.microsoft.com/office/drawing/2017/model3d" xmlns:o="urn:schemas-microsoft-com:office:office" xmlns:r="http://schemas.openxmlformats.org/officeDocument/2006/relationships" xmlns:m="http://schemas.openxmlformats.org/officeDocument/2006/math" xmlns:v="urn:schemas-microsoft-com:vml" xmlns:wp14="http://schemas.microsoft.com/office/word/2010/wordprocessingDrawing" xmlns:wp="http://schemas.openxmlformats.org/drawingml/2006/wordprocessingDrawing" xmlns:w10="urn:schemas-microsoft-com:office:word" xmlns:w="http://schemas.openxmlformats.org/wordprocessingml/2006/main" xmlns:w14="http://schemas.microsoft.com/office/word/2010/wordml" xmlns:w15="http://schemas.microsoft.com/office/word/2012/wordml" xmlns:w16cex="http://schemas.microsoft.com/office/word/2018/wordml/cex" xmlns:w16cid="http://schemas.microsoft.com/office/word/2016/wordml/cid" xmlns:w16="http://schemas.microsoft.com/office/word/2018/wordml" xmlns:w16sdtdh="http://schemas.microsoft.com/office/word/2020/wordml/sdtdatahash" xmlns:w16se="http://schemas.microsoft.com/office/word/2015/wordml/symex" xmlns:wpg="http://schemas.microsoft.com/office/word/2010/wordprocessingGroup" xmlns:wpi="http://schemas.microsoft.com/office/word/2010/wordprocessingInk" xmlns:wne="http://schemas.microsoft.com/office/word/2006/wordml" xmlns:wps="http://schemas.microsoft.com/office/word/2010/wordprocessingShape" mc:Ignorable="w14 w15 w16se w16cid w16 w16cex w16sdtdh wp14">
+  <w:abstractNum w:abstractNumId="0" w15:restartNumberingAfterBreak="0">
+    <w:nsid w:val="4DEB7949"/>
+    <w:multiLevelType w:val="multilevel"/>
+    <w:tmpl w:val="7F2EB03A"/>
+    <w:lvl w:ilvl="0">
+      <w:start w:val="1"/>
+      <w:numFmt w:val="decimal"/>
+      <w:lvlText w:val="%1."/>
+      <w:lvlJc w:val="left"/>
+      <w:pPr>
+        <w:tabs>
+          <w:tab w:val="num" w:pos="720"/>
+        </w:tabs>
+        <w:ind w:left="720" w:hanging="360"/>
+      </w:pPr>
+    </w:lvl>
+    <w:lvl w:ilvl="1" w:tentative="1">
+      <w:start w:val="1"/>
+      <w:numFmt w:val="decimal"/>
+      <w:lvlText w:val="%2."/>
+      <w:lvlJc w:val="left"/>
+      <w:pPr>
+        <w:tabs>
+          <w:tab w:val="num" w:pos="1440"/>
+        </w:tabs>
+        <w:ind w:left="1440" w:hanging="360"/>
+      </w:pPr>
+    </w:lvl>
+    <w:lvl w:ilvl="2" w:tentative="1">
+      <w:start w:val="1"/>
+      <w:numFmt w:val="decimal"/>
+      <w:lvlText w:val="%3."/>
+      <w:lvlJc w:val="left"/>
+      <w:pPr>
+        <w:tabs>
+          <w:tab w:val="num" w:pos="2160"/>
+        </w:tabs>
+        <w:ind w:left="2160" w:hanging="360"/>
+      </w:pPr>
+    </w:lvl>
+    <w:lvl w:ilvl="3" w:tentative="1">
+      <w:start w:val="1"/>
+      <w:numFmt w:val="decimal"/>
+      <w:lvlText w:val="%4."/>
+      <w:lvlJc w:val="left"/>
+      <w:pPr>
+        <w:tabs>
+          <w:tab w:val="num" w:pos="2880"/>
+        </w:tabs>
+        <w:ind w:left="2880" w:hanging="360"/>
+      </w:pPr>
+    </w:lvl>
+    <w:lvl w:ilvl="4" w:tentative="1">
+      <w:start w:val="1"/>
+      <w:numFmt w:val="decimal"/>
+      <w:lvlText w:val="%5."/>
+      <w:lvlJc w:val="left"/>
+      <w:pPr>
+        <w:tabs>
+          <w:tab w:val="num" w:pos="3600"/>
+        </w:tabs>
+        <w:ind w:left="3600" w:hanging="360"/>
+      </w:pPr>
+    </w:lvl>
+    <w:lvl w:ilvl="5" w:tentative="1">
+      <w:start w:val="1"/>
+      <w:numFmt w:val="decimal"/>
+      <w:lvlText w:val="%6."/>
+      <w:lvlJc w:val="left"/>
+      <w:pPr>
+        <w:tabs>
+          <w:tab w:val="num" w:pos="4320"/>
+        </w:tabs>
+        <w:ind w:left="4320" w:hanging="360"/>
+      </w:pPr>
+    </w:lvl>
+    <w:lvl w:ilvl="6" w:tentative="1">
+      <w:start w:val="1"/>
+      <w:numFmt w:val="decimal"/>
+      <w:lvlText w:val="%7."/>
+      <w:lvlJc w:val="left"/>
+      <w:pPr>
+        <w:tabs>
+          <w:tab w:val="num" w:pos="5040"/>
+        </w:tabs>
+        <w:ind w:left="5040" w:hanging="360"/>
+      </w:pPr>
+    </w:lvl>
+    <w:lvl w:ilvl="7" w:tentative="1">
+      <w:start w:val="1"/>
+      <w:numFmt w:val="decimal"/>
+      <w:lvlText w:val="%8."/>
+      <w:lvlJc w:val="left"/>
+      <w:pPr>
+        <w:tabs>
+          <w:tab w:val="num" w:pos="5760"/>
+        </w:tabs>
+        <w:ind w:left="5760" w:hanging="360"/>
+      </w:pPr>
+    </w:lvl>
+    <w:lvl w:ilvl="8" w:tentative="1">
+      <w:start w:val="1"/>
+      <w:numFmt w:val="decimal"/>
+      <w:lvlText w:val="%9."/>
+      <w:lvlJc w:val="left"/>
+      <w:pPr>
+        <w:tabs>
+          <w:tab w:val="num" w:pos="6480"/>
+        </w:tabs>
+        <w:ind w:left="6480" w:hanging="360"/>
+      </w:pPr>
+    </w:lvl>
+  </w:abstractNum>
+  <w:num w:numId="1">
+    <w:abstractNumId w:val="0"/>
+  </w:num>
+</w:numbering>
 </file>
 
 <file path=word/styles.xml><?xml version="1.0" encoding="utf-8"?>
@@ -665,6 +1842,45 @@
       <w:lang w:eastAsia="es-ES_tradnl"/>
     </w:rPr>
   </w:style>
+  <w:style w:type="character" w:customStyle="1" w:styleId="apple-converted-space">
+    <w:name w:val="apple-converted-space"/>
+    <w:basedOn w:val="Fuentedeprrafopredeter"/>
+    <w:rsid w:val="00534068"/>
+  </w:style>
+  <w:style w:type="character" w:styleId="Hipervnculo">
+    <w:name w:val="Hyperlink"/>
+    <w:basedOn w:val="Fuentedeprrafopredeter"/>
+    <w:uiPriority w:val="99"/>
+    <w:semiHidden/>
+    <w:unhideWhenUsed/>
+    <w:rsid w:val="00534068"/>
+    <w:rPr>
+      <w:color w:val="0000FF"/>
+      <w:u w:val="single"/>
+    </w:rPr>
+  </w:style>
+  <w:style w:type="character" w:customStyle="1" w:styleId="cs1-lock-free">
+    <w:name w:val="cs1-lock-free"/>
+    <w:basedOn w:val="Fuentedeprrafopredeter"/>
+    <w:rsid w:val="00534068"/>
+  </w:style>
+  <w:style w:type="character" w:styleId="CitaHTML">
+    <w:name w:val="HTML Cite"/>
+    <w:basedOn w:val="Fuentedeprrafopredeter"/>
+    <w:uiPriority w:val="99"/>
+    <w:semiHidden/>
+    <w:unhideWhenUsed/>
+    <w:rsid w:val="00534068"/>
+    <w:rPr>
+      <w:i/>
+      <w:iCs/>
+    </w:rPr>
+  </w:style>
+  <w:style w:type="character" w:customStyle="1" w:styleId="mw-cite-backlink">
+    <w:name w:val="mw-cite-backlink"/>
+    <w:basedOn w:val="Fuentedeprrafopredeter"/>
+    <w:rsid w:val="00534068"/>
+  </w:style>
 </w:styles>
 </file>
 
